--- a/vertrag/03_AnlageA_Leistungsbeschreibung.docx
+++ b/vertrag/03_AnlageA_Leistungsbeschreibung.docx
@@ -137,7 +137,7 @@
           <w:sz w:val="21"/>
           <w:szCs w:val="21"/>
         </w:rPr>
-        <w:t xml:space="preserve">NexAI – Next Generation Intelligence GbR</w:t>
+        <w:t xml:space="preserve">NexAI – Next Generation Artificial Intelligence GbR</w:t>
       </w:r>
       <w:r>
         <w:rPr>
@@ -3842,7 +3842,7 @@
         <w:sz w:val="15"/>
         <w:szCs w:val="15"/>
       </w:rPr>
-      <w:t xml:space="preserve">NexAI – Next Generation Intelligence GbR</w:t>
+      <w:t xml:space="preserve">NexAI – Next Generation Artificial Intelligence GbR</w:t>
     </w:r>
     <w:r>
       <w:rPr>

--- a/vertrag/03_AnlageA_Leistungsbeschreibung.docx
+++ b/vertrag/03_AnlageA_Leistungsbeschreibung.docx
@@ -394,7 +394,33 @@
           <w:sz w:val="21"/>
           <w:szCs w:val="21"/>
         </w:rPr>
-        <w:t xml:space="preserve"> (KI-gestützte digitale Assistenten) bereit und betreibt diese. Die Leistungen gliedern sich in zwei rechtlich unterschiedlich einzuordnende Kategorien:</w:t>
+        <w:t xml:space="preserve"> (KI-gestützte digitale Assistenten) und </w:t>
+      </w:r>
+      <w:r>
+        <w:rPr>
+          <w:rFonts w:ascii="Arial" w:cs="Arial" w:eastAsia="Arial" w:hAnsi="Arial"/>
+          <w:b/>
+          <w:bCs/>
+          <w:i w:val="false"/>
+          <w:iCs w:val="false"/>
+          <w:color w:val="1A1A1A"/>
+          <w:sz w:val="21"/>
+          <w:szCs w:val="21"/>
+        </w:rPr>
+        <w:t xml:space="preserve">Anwendungen</w:t>
+      </w:r>
+      <w:r>
+        <w:rPr>
+          <w:rFonts w:ascii="Arial" w:cs="Arial" w:eastAsia="Arial" w:hAnsi="Arial"/>
+          <w:b w:val="false"/>
+          <w:bCs w:val="false"/>
+          <w:i w:val="false"/>
+          <w:iCs w:val="false"/>
+          <w:color w:val="1A1A1A"/>
+          <w:sz w:val="21"/>
+          <w:szCs w:val="21"/>
+        </w:rPr>
+        <w:t xml:space="preserve"> (Softwareanwendungen wie NexAI CRM, NexAI Kalender und individuelle Anwendungen) bereit und betreibt diese. Die Leistungen gliedern sich in zwei rechtlich unterschiedlich einzuordnende Kategorien:</w:t>
       </w:r>
     </w:p>
     <w:p>
@@ -436,7 +462,7 @@
           <w:sz w:val="21"/>
           <w:szCs w:val="21"/>
         </w:rPr>
-        <w:t xml:space="preserve"> – einmalige Werkleistungen mit definiertem Erfolg, insbesondere die Website-Erstellung (Ziffer 9) sowie die Ersteinrichtung der Agenten (Ziffer 10). Es gilt Werkvertragsrecht; die Abnahme richtet sich nach Anlage D (Abnahmeprotokoll).</w:t>
+        <w:t xml:space="preserve"> – einmalige Werkleistungen mit definiertem Erfolg, insbesondere die Einrichtung und Bereitstellung von Anwendungen (Ziffern 7 bis 9) sowie die Ersteinrichtung der Agenten (Ziffer 10). Es gilt Werkvertragsrecht; die Abnahme richtet sich nach Anlage D (Abnahmeprotokoll).</w:t>
       </w:r>
     </w:p>
     <w:p>
@@ -478,7 +504,7 @@
           <w:sz w:val="21"/>
           <w:szCs w:val="21"/>
         </w:rPr>
-        <w:t xml:space="preserve"> – laufender Betrieb, Konfigurationspflege, Wartung, Hosting/Bereitstellung der erforderlichen Infrastruktur sowie Support der Agenten. Es gilt Dienstvertragsrecht; die Verfügbarkeit richtet sich nach Anlage C (SLA).</w:t>
+        <w:t xml:space="preserve"> – laufender Betrieb, Konfigurationspflege, Wartung, Hosting/Bereitstellung der erforderlichen Infrastruktur sowie Support der Agenten und Anwendungen. Es gilt Dienstvertragsrecht; die Verfügbarkeit richtet sich nach Anlage C (SLA).</w:t>
       </w:r>
     </w:p>
     <w:p>
@@ -578,7 +604,7 @@
           <w:sz w:val="21"/>
           <w:szCs w:val="21"/>
         </w:rPr>
-        <w:t xml:space="preserve">Annahme eingehender Anrufe rund um die Uhr sowie – bei entsprechender Beauftragung – Tätigung ausgehender Anrufe im Rahmen zulässiger Kampagnen (vgl. Ziffer 6 und die dortigen Compliance-Hinweise)</w:t>
+        <w:t xml:space="preserve">Annahme eingehender Anrufe rund um die Uhr sowie – bei entsprechender Beauftragung – Tätigung ausgehender Anrufe im Rahmen zulässiger Kampagnen (vgl. die Compliance-Zusicherungen des Kunden nach § 15 des Rahmenvertrages)</w:t>
       </w:r>
     </w:p>
     <w:p>
@@ -1014,6 +1040,14 @@
     </w:p>
     <w:p>
       <w:pPr>
+        <w:pageBreakBefore/>
+      </w:pPr>
+      <w:r>
+        <w:t xml:space="preserve"/>
+      </w:r>
+    </w:p>
+    <w:p>
+      <w:pPr>
         <w:pStyle w:val="Heading1"/>
         <w:keepNext/>
         <w:spacing w:after="100" w:before="260"/>
@@ -1027,7 +1061,7 @@
           <w:sz w:val="24"/>
           <w:szCs w:val="24"/>
         </w:rPr>
-        <w:t xml:space="preserve">5.  </w:t>
+        <w:t xml:space="preserve">7.  </w:t>
       </w:r>
       <w:r>
         <w:rPr>
@@ -1040,7 +1074,7 @@
           <w:sz w:val="24"/>
           <w:szCs w:val="24"/>
         </w:rPr>
-        <w:t xml:space="preserve">Social-Media-Agent</w:t>
+        <w:t xml:space="preserve">Automatisierungen</w:t>
       </w:r>
     </w:p>
     <w:p>
@@ -1059,122 +1093,145 @@
           <w:sz w:val="21"/>
           <w:szCs w:val="21"/>
         </w:rPr>
-        <w:t xml:space="preserve">Der Social-Media-Agent unterstützt den Kunden bei der Betreuung seiner Social-Media-Kanäle im Rahmen der beauftragten Plattformen und der vom Kunden erteilten Freigaben. Der Funktionsumfang umfasst – soweit im Auftragsformular beauftragt – insbesondere:</w:t>
-      </w:r>
-    </w:p>
-    <w:p>
-      <w:pPr>
-        <w:pStyle w:val="ListParagraph"/>
-        <w:numPr>
-          <w:ilvl w:val="0"/>
-          <w:numId w:val="1"/>
-        </w:numPr>
-        <w:spacing w:after="40" w:line="264"/>
-      </w:pPr>
-      <w:r>
-        <w:rPr>
-          <w:rFonts w:ascii="Arial" w:cs="Arial" w:eastAsia="Arial" w:hAnsi="Arial"/>
-          <w:b w:val="false"/>
-          <w:bCs w:val="false"/>
-          <w:i w:val="false"/>
-          <w:iCs w:val="false"/>
-          <w:color w:val="1A1A1A"/>
-          <w:sz w:val="21"/>
-          <w:szCs w:val="21"/>
-        </w:rPr>
-        <w:t xml:space="preserve">Bearbeitung eingehender Direktnachrichten und Kommentare auf den vereinbarten Plattformen im Rahmen der konfigurierten Wissensbasis</w:t>
-      </w:r>
-    </w:p>
-    <w:p>
-      <w:pPr>
-        <w:pStyle w:val="ListParagraph"/>
-        <w:numPr>
-          <w:ilvl w:val="0"/>
-          <w:numId w:val="1"/>
-        </w:numPr>
-        <w:spacing w:after="40" w:line="264"/>
-      </w:pPr>
-      <w:r>
-        <w:rPr>
-          <w:rFonts w:ascii="Arial" w:cs="Arial" w:eastAsia="Arial" w:hAnsi="Arial"/>
-          <w:b w:val="false"/>
-          <w:bCs w:val="false"/>
-          <w:i w:val="false"/>
-          <w:iCs w:val="false"/>
-          <w:color w:val="1A1A1A"/>
-          <w:sz w:val="21"/>
-          <w:szCs w:val="21"/>
-        </w:rPr>
-        <w:t xml:space="preserve">Erkennen von Interessenten und kaufbezogenen Anliegen sowie deren Übergabe zur weiteren Bearbeitung</w:t>
-      </w:r>
-    </w:p>
-    <w:p>
-      <w:pPr>
-        <w:pStyle w:val="ListParagraph"/>
-        <w:numPr>
-          <w:ilvl w:val="0"/>
-          <w:numId w:val="1"/>
-        </w:numPr>
-        <w:spacing w:after="40" w:line="264"/>
-      </w:pPr>
-      <w:r>
-        <w:rPr>
-          <w:rFonts w:ascii="Arial" w:cs="Arial" w:eastAsia="Arial" w:hAnsi="Arial"/>
-          <w:b w:val="false"/>
-          <w:bCs w:val="false"/>
-          <w:i w:val="false"/>
-          <w:iCs w:val="false"/>
-          <w:color w:val="1A1A1A"/>
-          <w:sz w:val="21"/>
-          <w:szCs w:val="21"/>
-        </w:rPr>
-        <w:t xml:space="preserve">Planung und inhaltliche Vorbereitung von Beiträgen (Entwürfe) zur Freigabe durch den Kunden</w:t>
-      </w:r>
-    </w:p>
-    <w:p>
-      <w:pPr>
-        <w:pStyle w:val="ListParagraph"/>
-        <w:numPr>
-          <w:ilvl w:val="0"/>
-          <w:numId w:val="1"/>
-        </w:numPr>
-        <w:spacing w:after="40" w:line="264"/>
-      </w:pPr>
-      <w:r>
-        <w:rPr>
-          <w:rFonts w:ascii="Arial" w:cs="Arial" w:eastAsia="Arial" w:hAnsi="Arial"/>
-          <w:b w:val="false"/>
-          <w:bCs w:val="false"/>
-          <w:i w:val="false"/>
-          <w:iCs w:val="false"/>
-          <w:color w:val="1A1A1A"/>
-          <w:sz w:val="21"/>
-          <w:szCs w:val="21"/>
-        </w:rPr>
-        <w:t xml:space="preserve">Unterstützung im Community-Management (z. B. Standardantworten, Moderationshinweise) im Rahmen der vereinbarten Vorgaben</w:t>
-      </w:r>
-    </w:p>
-    <w:p>
-      <w:pPr>
-        <w:pStyle w:val="ListParagraph"/>
-        <w:numPr>
-          <w:ilvl w:val="0"/>
-          <w:numId w:val="1"/>
-        </w:numPr>
-        <w:spacing w:after="40" w:line="264"/>
-      </w:pPr>
-      <w:r>
-        <w:rPr>
-          <w:rFonts w:ascii="Arial" w:cs="Arial" w:eastAsia="Arial" w:hAnsi="Arial"/>
-          <w:b w:val="false"/>
-          <w:bCs w:val="false"/>
-          <w:i w:val="false"/>
-          <w:iCs w:val="false"/>
-          <w:color w:val="1A1A1A"/>
-          <w:sz w:val="21"/>
-          <w:szCs w:val="21"/>
-        </w:rPr>
-        <w:t xml:space="preserve">Strukturierte Übergabe qualifizierter Kontakte an das vom Kunden benannte Zielsystem</w:t>
+        <w:t xml:space="preserve">NexAI richtet Automatisierungen (Workflows) ein und betreibt diese, um wiederkehrende Prozesse des Kunden zu verbinden und zu automatisieren. Der Funktionsumfang umfasst – soweit im Auftragsformular beauftragt – insbesondere:</w:t>
+      </w:r>
+    </w:p>
+    <w:p>
+      <w:pPr>
+        <w:pStyle w:val="ListParagraph"/>
+        <w:numPr>
+          <w:ilvl w:val="0"/>
+          <w:numId w:val="1"/>
+        </w:numPr>
+        <w:spacing w:after="40" w:line="264"/>
+      </w:pPr>
+      <w:r>
+        <w:rPr>
+          <w:rFonts w:ascii="Arial" w:cs="Arial" w:eastAsia="Arial" w:hAnsi="Arial"/>
+          <w:b w:val="false"/>
+          <w:bCs w:val="false"/>
+          <w:i w:val="false"/>
+          <w:iCs w:val="false"/>
+          <w:color w:val="1A1A1A"/>
+          <w:sz w:val="21"/>
+          <w:szCs w:val="21"/>
+        </w:rPr>
+        <w:t xml:space="preserve">Anbindung an CRM-Systeme, Google Workspace oder Microsoft 365 im Rahmen der verfügbaren Schnittstellen</w:t>
+      </w:r>
+    </w:p>
+    <w:p>
+      <w:pPr>
+        <w:pStyle w:val="ListParagraph"/>
+        <w:numPr>
+          <w:ilvl w:val="0"/>
+          <w:numId w:val="1"/>
+        </w:numPr>
+        <w:spacing w:after="40" w:line="264"/>
+      </w:pPr>
+      <w:r>
+        <w:rPr>
+          <w:rFonts w:ascii="Arial" w:cs="Arial" w:eastAsia="Arial" w:hAnsi="Arial"/>
+          <w:b w:val="false"/>
+          <w:bCs w:val="false"/>
+          <w:i w:val="false"/>
+          <w:iCs w:val="false"/>
+          <w:color w:val="1A1A1A"/>
+          <w:sz w:val="21"/>
+          <w:szCs w:val="21"/>
+        </w:rPr>
+        <w:t xml:space="preserve">Anbindung an Kalender-, E-Mail- und Tabellensysteme (z. B. Google Sheets, Microsoft Excel)</w:t>
+      </w:r>
+    </w:p>
+    <w:p>
+      <w:pPr>
+        <w:pStyle w:val="ListParagraph"/>
+        <w:numPr>
+          <w:ilvl w:val="0"/>
+          <w:numId w:val="1"/>
+        </w:numPr>
+        <w:spacing w:after="40" w:line="264"/>
+      </w:pPr>
+      <w:r>
+        <w:rPr>
+          <w:rFonts w:ascii="Arial" w:cs="Arial" w:eastAsia="Arial" w:hAnsi="Arial"/>
+          <w:b w:val="false"/>
+          <w:bCs w:val="false"/>
+          <w:i w:val="false"/>
+          <w:iCs w:val="false"/>
+          <w:color w:val="1A1A1A"/>
+          <w:sz w:val="21"/>
+          <w:szCs w:val="21"/>
+        </w:rPr>
+        <w:t xml:space="preserve">Anbindung weiterer Systeme über verfügbare Programmierschnittstellen (APIs) und Webhooks</w:t>
+      </w:r>
+    </w:p>
+    <w:p>
+      <w:pPr>
+        <w:pStyle w:val="ListParagraph"/>
+        <w:numPr>
+          <w:ilvl w:val="0"/>
+          <w:numId w:val="1"/>
+        </w:numPr>
+        <w:spacing w:after="40" w:line="264"/>
+      </w:pPr>
+      <w:r>
+        <w:rPr>
+          <w:rFonts w:ascii="Arial" w:cs="Arial" w:eastAsia="Arial" w:hAnsi="Arial"/>
+          <w:b w:val="false"/>
+          <w:bCs w:val="false"/>
+          <w:i w:val="false"/>
+          <w:iCs w:val="false"/>
+          <w:color w:val="1A1A1A"/>
+          <w:sz w:val="21"/>
+          <w:szCs w:val="21"/>
+        </w:rPr>
+        <w:t xml:space="preserve">Automatisierte Benachrichtigungen (z. B. per E-Mail oder Messaging) bei definierten Ereignissen</w:t>
+      </w:r>
+    </w:p>
+    <w:p>
+      <w:pPr>
+        <w:pStyle w:val="ListParagraph"/>
+        <w:numPr>
+          <w:ilvl w:val="0"/>
+          <w:numId w:val="1"/>
+        </w:numPr>
+        <w:spacing w:after="40" w:line="264"/>
+      </w:pPr>
+      <w:r>
+        <w:rPr>
+          <w:rFonts w:ascii="Arial" w:cs="Arial" w:eastAsia="Arial" w:hAnsi="Arial"/>
+          <w:b w:val="false"/>
+          <w:bCs w:val="false"/>
+          <w:i w:val="false"/>
+          <w:iCs w:val="false"/>
+          <w:color w:val="1A1A1A"/>
+          <w:sz w:val="21"/>
+          <w:szCs w:val="21"/>
+        </w:rPr>
+        <w:t xml:space="preserve">Automatisierte Erfassung, Verteilung und Zuordnung von Leads (Lead-Routing)</w:t>
+      </w:r>
+    </w:p>
+    <w:p>
+      <w:pPr>
+        <w:pStyle w:val="ListParagraph"/>
+        <w:numPr>
+          <w:ilvl w:val="0"/>
+          <w:numId w:val="1"/>
+        </w:numPr>
+        <w:spacing w:after="40" w:line="264"/>
+      </w:pPr>
+      <w:r>
+        <w:rPr>
+          <w:rFonts w:ascii="Arial" w:cs="Arial" w:eastAsia="Arial" w:hAnsi="Arial"/>
+          <w:b w:val="false"/>
+          <w:bCs w:val="false"/>
+          <w:i w:val="false"/>
+          <w:iCs w:val="false"/>
+          <w:color w:val="1A1A1A"/>
+          <w:sz w:val="21"/>
+          <w:szCs w:val="21"/>
+        </w:rPr>
+        <w:t xml:space="preserve">Automatisierung wiederkehrender Prozessschritte nach vereinbarter Ablauflogik</w:t>
       </w:r>
     </w:p>
     <w:p>
@@ -1192,15 +1249,7 @@
           <w:sz w:val="18"/>
           <w:szCs w:val="18"/>
         </w:rPr>
-        <w:t xml:space="preserve">Die redaktionelle Endverantwortung, die Veröffentlichungsfreigabe sowie die Einhaltung der jeweiligen Plattform-Nutzungsbedingungen verbleiben beim Kunden. Die inhaltliche Redaktion und Content-Strategie sind nicht geschuldet, soweit nicht ausdrücklich vereinbart (Ziffer 14).</w:t>
-      </w:r>
-    </w:p>
-    <w:p>
-      <w:pPr>
-        <w:pageBreakBefore/>
-      </w:pPr>
-      <w:r>
-        <w:t xml:space="preserve"/>
+        <w:t xml:space="preserve">Umfang und Verfügbarkeit der Anbindungen hängen von den Schnittstellen und Nutzungsbedingungen der jeweiligen Drittsysteme (Subunternehmer) ab und stehen insoweit unter dem Vorbehalt deren technischer und rechtlicher Verfügbarkeit. Die erforderlichen Zugänge und Berechtigungen zu kundeneigenen Systemen stellt der Kunde bereit.</w:t>
       </w:r>
     </w:p>
     <w:p>
@@ -1218,7 +1267,7 @@
           <w:sz w:val="24"/>
           <w:szCs w:val="24"/>
         </w:rPr>
-        <w:t xml:space="preserve">6.  </w:t>
+        <w:t xml:space="preserve">8.  </w:t>
       </w:r>
       <w:r>
         <w:rPr>
@@ -1231,7 +1280,7 @@
           <w:sz w:val="24"/>
           <w:szCs w:val="24"/>
         </w:rPr>
-        <w:t xml:space="preserve">Vertriebs-/Akquise-Agent</w:t>
+        <w:t xml:space="preserve">Individuelle KI-Agenten</w:t>
       </w:r>
     </w:p>
     <w:p>
@@ -1250,362 +1299,15 @@
           <w:sz w:val="21"/>
           <w:szCs w:val="21"/>
         </w:rPr>
-        <w:t xml:space="preserve">Der Vertriebs-/Akquise-Agent unterstützt den Kunden bei der Anbahnung von Geschäftskontakten im B2B-Bereich. Der Funktionsumfang umfasst – soweit im Auftragsformular beauftragt – insbesondere:</w:t>
-      </w:r>
-    </w:p>
-    <w:p>
-      <w:pPr>
-        <w:pStyle w:val="ListParagraph"/>
-        <w:numPr>
-          <w:ilvl w:val="0"/>
-          <w:numId w:val="1"/>
-        </w:numPr>
-        <w:spacing w:after="40" w:line="264"/>
-      </w:pPr>
-      <w:r>
-        <w:rPr>
-          <w:rFonts w:ascii="Arial" w:cs="Arial" w:eastAsia="Arial" w:hAnsi="Arial"/>
-          <w:b w:val="false"/>
-          <w:bCs w:val="false"/>
-          <w:i w:val="false"/>
-          <w:iCs w:val="false"/>
-          <w:color w:val="1A1A1A"/>
-          <w:sz w:val="21"/>
-          <w:szCs w:val="21"/>
-        </w:rPr>
-        <w:t xml:space="preserve">Identifikation potenziell passender Unternehmen anhand der mit dem Kunden vereinbarten Zielkriterien (Branche, Größe, Region u. a.)</w:t>
-      </w:r>
-    </w:p>
-    <w:p>
-      <w:pPr>
-        <w:pStyle w:val="ListParagraph"/>
-        <w:numPr>
-          <w:ilvl w:val="0"/>
-          <w:numId w:val="1"/>
-        </w:numPr>
-        <w:spacing w:after="40" w:line="264"/>
-      </w:pPr>
-      <w:r>
-        <w:rPr>
-          <w:rFonts w:ascii="Arial" w:cs="Arial" w:eastAsia="Arial" w:hAnsi="Arial"/>
-          <w:b w:val="false"/>
-          <w:bCs w:val="false"/>
-          <w:i w:val="false"/>
-          <w:iCs w:val="false"/>
-          <w:color w:val="1A1A1A"/>
-          <w:sz w:val="21"/>
-          <w:szCs w:val="21"/>
-        </w:rPr>
-        <w:t xml:space="preserve">Recherche öffentlich zugänglicher Informationen zu Unternehmen und geeigneten Ansprechpartnern</w:t>
-      </w:r>
-    </w:p>
-    <w:p>
-      <w:pPr>
-        <w:pStyle w:val="ListParagraph"/>
-        <w:numPr>
-          <w:ilvl w:val="0"/>
-          <w:numId w:val="1"/>
-        </w:numPr>
-        <w:spacing w:after="40" w:line="264"/>
-      </w:pPr>
-      <w:r>
-        <w:rPr>
-          <w:rFonts w:ascii="Arial" w:cs="Arial" w:eastAsia="Arial" w:hAnsi="Arial"/>
-          <w:b w:val="false"/>
-          <w:bCs w:val="false"/>
-          <w:i w:val="false"/>
-          <w:iCs w:val="false"/>
-          <w:color w:val="1A1A1A"/>
-          <w:sz w:val="21"/>
-          <w:szCs w:val="21"/>
-        </w:rPr>
-        <w:t xml:space="preserve">Bewertung der Passung (Fit-Scoring) anhand vereinbarter Kriterien</w:t>
-      </w:r>
-    </w:p>
-    <w:p>
-      <w:pPr>
-        <w:pStyle w:val="ListParagraph"/>
-        <w:numPr>
-          <w:ilvl w:val="0"/>
-          <w:numId w:val="1"/>
-        </w:numPr>
-        <w:spacing w:after="40" w:line="264"/>
-      </w:pPr>
-      <w:r>
-        <w:rPr>
-          <w:rFonts w:ascii="Arial" w:cs="Arial" w:eastAsia="Arial" w:hAnsi="Arial"/>
-          <w:b w:val="false"/>
-          <w:bCs w:val="false"/>
-          <w:i w:val="false"/>
-          <w:iCs w:val="false"/>
-          <w:color w:val="1A1A1A"/>
-          <w:sz w:val="21"/>
-          <w:szCs w:val="21"/>
-        </w:rPr>
-        <w:t xml:space="preserve">Erstellung personalisierter Ansprache-Entwürfe (E-Mails, Gesprächsleitfäden) zur Verwendung durch den Kunden bzw. – bei entsprechender Beauftragung – zum automatisierten Versand im Namen des Kunden</w:t>
-      </w:r>
-    </w:p>
-    <w:p>
-      <w:pPr>
-        <w:pStyle w:val="ListParagraph"/>
-        <w:numPr>
-          <w:ilvl w:val="0"/>
-          <w:numId w:val="1"/>
-        </w:numPr>
-        <w:spacing w:after="40" w:line="264"/>
-      </w:pPr>
-      <w:r>
-        <w:rPr>
-          <w:rFonts w:ascii="Arial" w:cs="Arial" w:eastAsia="Arial" w:hAnsi="Arial"/>
-          <w:b w:val="false"/>
-          <w:bCs w:val="false"/>
-          <w:i w:val="false"/>
-          <w:iCs w:val="false"/>
-          <w:color w:val="1A1A1A"/>
-          <w:sz w:val="21"/>
-          <w:szCs w:val="21"/>
-        </w:rPr>
-        <w:t xml:space="preserve">Aufbereitung und Übergabe der Rechercheergebnisse an das vom Kunden benannte Zielsystem</w:t>
-      </w:r>
-    </w:p>
-    <w:p>
-      <w:pPr>
-        <w:pStyle w:val="Heading2"/>
-        <w:keepNext/>
-        <w:spacing w:after="80" w:before="160"/>
-      </w:pPr>
-      <w:r>
-        <w:rPr>
-          <w:rFonts w:ascii="Arial" w:cs="Arial" w:eastAsia="Arial" w:hAnsi="Arial"/>
-          <w:b/>
-          <w:bCs/>
-          <w:i w:val="false"/>
-          <w:iCs w:val="false"/>
-          <w:color w:val="0B0B0F"/>
-          <w:sz w:val="21"/>
-          <w:szCs w:val="21"/>
-        </w:rPr>
-        <w:t xml:space="preserve">Compliance-Hinweise zur Akquise</w:t>
-      </w:r>
-    </w:p>
-    <w:p>
-      <w:pPr>
-        <w:spacing w:after="80" w:line="276"/>
-        <w:ind w:left="360" w:hanging="360"/>
-        <w:jc w:val="both"/>
-      </w:pPr>
-      <w:r>
-        <w:rPr>
-          <w:rFonts w:ascii="Arial" w:cs="Arial" w:eastAsia="Arial" w:hAnsi="Arial"/>
-          <w:color w:val="1A1A1A"/>
-          <w:sz w:val="21"/>
-          <w:szCs w:val="21"/>
-        </w:rPr>
-        <w:t xml:space="preserve">(1)	</w:t>
-      </w:r>
-      <w:r>
-        <w:rPr>
-          <w:rFonts w:ascii="Arial" w:cs="Arial" w:eastAsia="Arial" w:hAnsi="Arial"/>
-          <w:b w:val="false"/>
-          <w:bCs w:val="false"/>
-          <w:i w:val="false"/>
-          <w:iCs w:val="false"/>
-          <w:color w:val="1A1A1A"/>
-          <w:sz w:val="21"/>
-          <w:szCs w:val="21"/>
-        </w:rPr>
-        <w:t xml:space="preserve">Ausgehende Werbeansprache erfolgt ausschließlich im rechtlich zulässigen Rahmen. Für </w:t>
-      </w:r>
-      <w:r>
-        <w:rPr>
-          <w:rFonts w:ascii="Arial" w:cs="Arial" w:eastAsia="Arial" w:hAnsi="Arial"/>
-          <w:b/>
-          <w:bCs/>
-          <w:i w:val="false"/>
-          <w:iCs w:val="false"/>
-          <w:color w:val="1A1A1A"/>
-          <w:sz w:val="21"/>
-          <w:szCs w:val="21"/>
-        </w:rPr>
-        <w:t xml:space="preserve">E-Mail-Werbung</w:t>
-      </w:r>
-      <w:r>
-        <w:rPr>
-          <w:rFonts w:ascii="Arial" w:cs="Arial" w:eastAsia="Arial" w:hAnsi="Arial"/>
-          <w:b w:val="false"/>
-          <w:bCs w:val="false"/>
-          <w:i w:val="false"/>
-          <w:iCs w:val="false"/>
-          <w:color w:val="1A1A1A"/>
-          <w:sz w:val="21"/>
-          <w:szCs w:val="21"/>
-        </w:rPr>
-        <w:t xml:space="preserve"> ohne vorherige ausdrückliche Einwilligung ist § 7 UWG zu beachten; eine Ansprache kommt danach nur unter den engen Voraussetzungen einer mutmaßlichen Einwilligung bzw. der Ausnahme für Bestandskunden in Betracht. </w:t>
-      </w:r>
-      <w:r>
-        <w:rPr>
-          <w:rFonts w:ascii="Arial" w:cs="Arial" w:eastAsia="Arial" w:hAnsi="Arial"/>
-          <w:b/>
-          <w:bCs/>
-          <w:i w:val="false"/>
-          <w:iCs w:val="false"/>
-          <w:color w:val="1A1A1A"/>
-          <w:sz w:val="21"/>
-          <w:szCs w:val="21"/>
-        </w:rPr>
-        <w:t xml:space="preserve">Telefonwerbung</w:t>
-      </w:r>
-      <w:r>
-        <w:rPr>
-          <w:rFonts w:ascii="Arial" w:cs="Arial" w:eastAsia="Arial" w:hAnsi="Arial"/>
-          <w:b w:val="false"/>
-          <w:bCs w:val="false"/>
-          <w:i w:val="false"/>
-          <w:iCs w:val="false"/>
-          <w:color w:val="1A1A1A"/>
-          <w:sz w:val="21"/>
-          <w:szCs w:val="21"/>
-        </w:rPr>
-        <w:t xml:space="preserve"> gegenüber sonstigen Marktteilnehmern setzt zumindest deren mutmaßliche Einwilligung voraus.</w:t>
-      </w:r>
-    </w:p>
-    <w:p>
-      <w:pPr>
-        <w:spacing w:after="80" w:line="276"/>
-        <w:ind w:left="360" w:hanging="360"/>
-        <w:jc w:val="both"/>
-      </w:pPr>
-      <w:r>
-        <w:rPr>
-          <w:rFonts w:ascii="Arial" w:cs="Arial" w:eastAsia="Arial" w:hAnsi="Arial"/>
-          <w:color w:val="1A1A1A"/>
-          <w:sz w:val="21"/>
-          <w:szCs w:val="21"/>
-        </w:rPr>
-        <w:t xml:space="preserve">(2)	</w:t>
-      </w:r>
-      <w:r>
-        <w:rPr>
-          <w:rFonts w:ascii="Arial" w:cs="Arial" w:eastAsia="Arial" w:hAnsi="Arial"/>
-          <w:b w:val="false"/>
-          <w:bCs w:val="false"/>
-          <w:i w:val="false"/>
-          <w:iCs w:val="false"/>
-          <w:color w:val="1A1A1A"/>
-          <w:sz w:val="21"/>
-          <w:szCs w:val="21"/>
-        </w:rPr>
-        <w:t xml:space="preserve">Recherchiert NexAI Kontaktdaten selbst aus Drittquellen, erfüllt NexAI – soweit NexAI die Ansprache im Auftrag des Kunden durchführt – die Informationspflicht nach </w:t>
-      </w:r>
-      <w:r>
-        <w:rPr>
-          <w:rFonts w:ascii="Arial" w:cs="Arial" w:eastAsia="Arial" w:hAnsi="Arial"/>
-          <w:b/>
-          <w:bCs/>
-          <w:i w:val="false"/>
-          <w:iCs w:val="false"/>
-          <w:color w:val="1A1A1A"/>
-          <w:sz w:val="21"/>
-          <w:szCs w:val="21"/>
-        </w:rPr>
-        <w:t xml:space="preserve">Art. 14 DSGVO</w:t>
-      </w:r>
-      <w:r>
-        <w:rPr>
-          <w:rFonts w:ascii="Arial" w:cs="Arial" w:eastAsia="Arial" w:hAnsi="Arial"/>
-          <w:b w:val="false"/>
-          <w:bCs w:val="false"/>
-          <w:i w:val="false"/>
-          <w:iCs w:val="false"/>
-          <w:color w:val="1A1A1A"/>
-          <w:sz w:val="21"/>
-          <w:szCs w:val="21"/>
-        </w:rPr>
-        <w:t xml:space="preserve"> gegenüber den betroffenen Personen und dokumentiert die zulässige Herkunft der Daten.</w:t>
-      </w:r>
-    </w:p>
-    <w:p>
-      <w:pPr>
-        <w:spacing w:after="80" w:line="276"/>
-        <w:ind w:left="360" w:hanging="360"/>
-        <w:jc w:val="both"/>
-      </w:pPr>
-      <w:r>
-        <w:rPr>
-          <w:rFonts w:ascii="Arial" w:cs="Arial" w:eastAsia="Arial" w:hAnsi="Arial"/>
-          <w:color w:val="1A1A1A"/>
-          <w:sz w:val="21"/>
-          <w:szCs w:val="21"/>
-        </w:rPr>
-        <w:t xml:space="preserve">(3)	</w:t>
-      </w:r>
-      <w:r>
-        <w:rPr>
-          <w:rFonts w:ascii="Arial" w:cs="Arial" w:eastAsia="Arial" w:hAnsi="Arial"/>
-          <w:b w:val="false"/>
-          <w:bCs w:val="false"/>
-          <w:i w:val="false"/>
-          <w:iCs w:val="false"/>
-          <w:color w:val="1A1A1A"/>
-          <w:sz w:val="21"/>
-          <w:szCs w:val="21"/>
-        </w:rPr>
-        <w:t xml:space="preserve">Jede Ansprache enthält eine unmittelbare und einfache </w:t>
-      </w:r>
-      <w:r>
-        <w:rPr>
-          <w:rFonts w:ascii="Arial" w:cs="Arial" w:eastAsia="Arial" w:hAnsi="Arial"/>
-          <w:b/>
-          <w:bCs/>
-          <w:i w:val="false"/>
-          <w:iCs w:val="false"/>
-          <w:color w:val="1A1A1A"/>
-          <w:sz w:val="21"/>
-          <w:szCs w:val="21"/>
-        </w:rPr>
-        <w:t xml:space="preserve">Widerspruchs-/Opt-out-Möglichkeit</w:t>
-      </w:r>
-      <w:r>
-        <w:rPr>
-          <w:rFonts w:ascii="Arial" w:cs="Arial" w:eastAsia="Arial" w:hAnsi="Arial"/>
-          <w:b w:val="false"/>
-          <w:bCs w:val="false"/>
-          <w:i w:val="false"/>
-          <w:iCs w:val="false"/>
-          <w:color w:val="1A1A1A"/>
-          <w:sz w:val="21"/>
-          <w:szCs w:val="21"/>
-        </w:rPr>
-        <w:t xml:space="preserve">. Widersprüche werden dokumentiert und beachtet; angesprochene Kontakte werden bei Widerspruch für weitere Kampagnen gesperrt.</w:t>
-      </w:r>
-    </w:p>
-    <w:p>
-      <w:pPr>
-        <w:spacing w:after="80" w:line="276"/>
-        <w:ind w:left="360" w:hanging="360"/>
-        <w:jc w:val="both"/>
-      </w:pPr>
-      <w:r>
-        <w:rPr>
-          <w:rFonts w:ascii="Arial" w:cs="Arial" w:eastAsia="Arial" w:hAnsi="Arial"/>
-          <w:color w:val="1A1A1A"/>
-          <w:sz w:val="21"/>
-          <w:szCs w:val="21"/>
-        </w:rPr>
-        <w:t xml:space="preserve">(4)	</w:t>
-      </w:r>
-      <w:r>
-        <w:rPr>
-          <w:rFonts w:ascii="Arial" w:cs="Arial" w:eastAsia="Arial" w:hAnsi="Arial"/>
-          <w:b w:val="false"/>
-          <w:bCs w:val="false"/>
-          <w:i w:val="false"/>
-          <w:iCs w:val="false"/>
-          <w:color w:val="1A1A1A"/>
-          <w:sz w:val="21"/>
-          <w:szCs w:val="21"/>
-        </w:rPr>
-        <w:t xml:space="preserve">NexAI ist berechtigt, die Durchführung von Kampagnen abzulehnen, auszusetzen oder zu beenden, die nach vertretbarer Einschätzung von NexAI gegen geltendes Recht (insbesondere UWG oder DSGVO) verstoßen würden. Die weitergehenden Zusicherungen und Mitwirkungspflichten des Kunden – insbesondere zur Zulässigkeit der Zielkriterien und der Ansprache – ergeben sich aus dem Rahmenvertrag und den AGB (B2B).</w:t>
+        <w:t xml:space="preserve">Sofern im Auftragsformular beauftragt, entwickelt und betreibt NexAI individuelle, projektspezifisch zugeschnittene Agenten. Der konkrete Leistungsumfang, die Ziele, die einzubindenden Datenquellen und Systeme sowie etwaige Abnahmekriterien werden im Auftragsformular oder in einer gesonderten Leistungsbeschreibung je Projekt festgelegt und sind als solche Bestandteil dieser Anlage A. Die vorstehenden Regelungen dieser Anlage (insbesondere zu Transparenz, Aufzeichnungen und Guardrails, Ziffern 11 bis 13) gelten für individuelle Agenten entsprechend.</w:t>
+      </w:r>
+    </w:p>
+    <w:p>
+      <w:pPr>
+        <w:pageBreakBefore/>
+      </w:pPr>
+      <w:r>
+        <w:t xml:space="preserve"/>
       </w:r>
     </w:p>
     <w:p>
@@ -1619,24 +1321,13 @@
           <w:rFonts w:ascii="Arial" w:cs="Arial" w:eastAsia="Arial" w:hAnsi="Arial"/>
           <w:b/>
           <w:bCs/>
-          <w:color w:val="1F3A8A"/>
-          <w:sz w:val="24"/>
-          <w:szCs w:val="24"/>
-        </w:rPr>
-        <w:t xml:space="preserve">7.  </w:t>
-      </w:r>
-      <w:r>
-        <w:rPr>
-          <w:rFonts w:ascii="Arial" w:cs="Arial" w:eastAsia="Arial" w:hAnsi="Arial"/>
-          <w:b/>
-          <w:bCs/>
           <w:i w:val="false"/>
           <w:iCs w:val="false"/>
           <w:color w:val="0B0B0F"/>
           <w:sz w:val="24"/>
           <w:szCs w:val="24"/>
         </w:rPr>
-        <w:t xml:space="preserve">Automatisierungen</w:t>
+        <w:t xml:space="preserve">NexAI CRM (Kundensystem)</w:t>
       </w:r>
     </w:p>
     <w:p>
@@ -1655,145 +1346,191 @@
           <w:sz w:val="21"/>
           <w:szCs w:val="21"/>
         </w:rPr>
-        <w:t xml:space="preserve">NexAI richtet Automatisierungen (Workflows) ein und betreibt diese, um wiederkehrende Prozesse des Kunden zu verbinden und zu automatisieren. Der Funktionsumfang umfasst – soweit im Auftragsformular beauftragt – insbesondere:</w:t>
-      </w:r>
-    </w:p>
-    <w:p>
-      <w:pPr>
-        <w:pStyle w:val="ListParagraph"/>
-        <w:numPr>
-          <w:ilvl w:val="0"/>
-          <w:numId w:val="1"/>
-        </w:numPr>
-        <w:spacing w:after="40" w:line="264"/>
-      </w:pPr>
-      <w:r>
-        <w:rPr>
-          <w:rFonts w:ascii="Arial" w:cs="Arial" w:eastAsia="Arial" w:hAnsi="Arial"/>
-          <w:b w:val="false"/>
-          <w:bCs w:val="false"/>
-          <w:i w:val="false"/>
-          <w:iCs w:val="false"/>
-          <w:color w:val="1A1A1A"/>
-          <w:sz w:val="21"/>
-          <w:szCs w:val="21"/>
-        </w:rPr>
-        <w:t xml:space="preserve">Anbindung an CRM-Systeme, Google Workspace oder Microsoft 365 im Rahmen der verfügbaren Schnittstellen</w:t>
-      </w:r>
-    </w:p>
-    <w:p>
-      <w:pPr>
-        <w:pStyle w:val="ListParagraph"/>
-        <w:numPr>
-          <w:ilvl w:val="0"/>
-          <w:numId w:val="1"/>
-        </w:numPr>
-        <w:spacing w:after="40" w:line="264"/>
-      </w:pPr>
-      <w:r>
-        <w:rPr>
-          <w:rFonts w:ascii="Arial" w:cs="Arial" w:eastAsia="Arial" w:hAnsi="Arial"/>
-          <w:b w:val="false"/>
-          <w:bCs w:val="false"/>
-          <w:i w:val="false"/>
-          <w:iCs w:val="false"/>
-          <w:color w:val="1A1A1A"/>
-          <w:sz w:val="21"/>
-          <w:szCs w:val="21"/>
-        </w:rPr>
-        <w:t xml:space="preserve">Anbindung an Kalender-, E-Mail- und Tabellensysteme (z. B. Google Sheets, Microsoft Excel)</w:t>
-      </w:r>
-    </w:p>
-    <w:p>
-      <w:pPr>
-        <w:pStyle w:val="ListParagraph"/>
-        <w:numPr>
-          <w:ilvl w:val="0"/>
-          <w:numId w:val="1"/>
-        </w:numPr>
-        <w:spacing w:after="40" w:line="264"/>
-      </w:pPr>
-      <w:r>
-        <w:rPr>
-          <w:rFonts w:ascii="Arial" w:cs="Arial" w:eastAsia="Arial" w:hAnsi="Arial"/>
-          <w:b w:val="false"/>
-          <w:bCs w:val="false"/>
-          <w:i w:val="false"/>
-          <w:iCs w:val="false"/>
-          <w:color w:val="1A1A1A"/>
-          <w:sz w:val="21"/>
-          <w:szCs w:val="21"/>
-        </w:rPr>
-        <w:t xml:space="preserve">Anbindung weiterer Systeme über verfügbare Programmierschnittstellen (APIs) und Webhooks</w:t>
-      </w:r>
-    </w:p>
-    <w:p>
-      <w:pPr>
-        <w:pStyle w:val="ListParagraph"/>
-        <w:numPr>
-          <w:ilvl w:val="0"/>
-          <w:numId w:val="1"/>
-        </w:numPr>
-        <w:spacing w:after="40" w:line="264"/>
-      </w:pPr>
-      <w:r>
-        <w:rPr>
-          <w:rFonts w:ascii="Arial" w:cs="Arial" w:eastAsia="Arial" w:hAnsi="Arial"/>
-          <w:b w:val="false"/>
-          <w:bCs w:val="false"/>
-          <w:i w:val="false"/>
-          <w:iCs w:val="false"/>
-          <w:color w:val="1A1A1A"/>
-          <w:sz w:val="21"/>
-          <w:szCs w:val="21"/>
-        </w:rPr>
-        <w:t xml:space="preserve">Automatisierte Benachrichtigungen (z. B. per E-Mail oder Messaging) bei definierten Ereignissen</w:t>
-      </w:r>
-    </w:p>
-    <w:p>
-      <w:pPr>
-        <w:pStyle w:val="ListParagraph"/>
-        <w:numPr>
-          <w:ilvl w:val="0"/>
-          <w:numId w:val="1"/>
-        </w:numPr>
-        <w:spacing w:after="40" w:line="264"/>
-      </w:pPr>
-      <w:r>
-        <w:rPr>
-          <w:rFonts w:ascii="Arial" w:cs="Arial" w:eastAsia="Arial" w:hAnsi="Arial"/>
-          <w:b w:val="false"/>
-          <w:bCs w:val="false"/>
-          <w:i w:val="false"/>
-          <w:iCs w:val="false"/>
-          <w:color w:val="1A1A1A"/>
-          <w:sz w:val="21"/>
-          <w:szCs w:val="21"/>
-        </w:rPr>
-        <w:t xml:space="preserve">Automatisierte Erfassung, Verteilung und Zuordnung von Leads (Lead-Routing)</w:t>
-      </w:r>
-    </w:p>
-    <w:p>
-      <w:pPr>
-        <w:pStyle w:val="ListParagraph"/>
-        <w:numPr>
-          <w:ilvl w:val="0"/>
-          <w:numId w:val="1"/>
-        </w:numPr>
-        <w:spacing w:after="40" w:line="264"/>
-      </w:pPr>
-      <w:r>
-        <w:rPr>
-          <w:rFonts w:ascii="Arial" w:cs="Arial" w:eastAsia="Arial" w:hAnsi="Arial"/>
-          <w:b w:val="false"/>
-          <w:bCs w:val="false"/>
-          <w:i w:val="false"/>
-          <w:iCs w:val="false"/>
-          <w:color w:val="1A1A1A"/>
-          <w:sz w:val="21"/>
-          <w:szCs w:val="21"/>
-        </w:rPr>
-        <w:t xml:space="preserve">Automatisierung wiederkehrender Prozessschritte nach vereinbarter Ablauflogik</w:t>
+        <w:t xml:space="preserve">Das NexAI CRM ist eine von NexAI bereitgestellte und betriebene Softwareanwendung zur Verwaltung von Kontakten, Unternehmen, Anfragen und Vorgängen des Kunden. Der Funktionsumfang umfasst – soweit im Auftragsformular beauftragt – insbesondere:</w:t>
+      </w:r>
+    </w:p>
+    <w:p>
+      <w:pPr>
+        <w:pStyle w:val="ListParagraph"/>
+        <w:numPr>
+          <w:ilvl w:val="0"/>
+          <w:numId w:val="1"/>
+        </w:numPr>
+        <w:spacing w:after="40" w:line="264"/>
+      </w:pPr>
+      <w:r>
+        <w:rPr>
+          <w:rFonts w:ascii="Arial" w:cs="Arial" w:eastAsia="Arial" w:hAnsi="Arial"/>
+          <w:b w:val="false"/>
+          <w:bCs w:val="false"/>
+          <w:i w:val="false"/>
+          <w:iCs w:val="false"/>
+          <w:color w:val="1A1A1A"/>
+          <w:sz w:val="21"/>
+          <w:szCs w:val="21"/>
+        </w:rPr>
+        <w:t xml:space="preserve">Verwaltung von Kontakten und Unternehmen einschließlich Notizen, Dateianhängen und Änderungshistorie</w:t>
+      </w:r>
+    </w:p>
+    <w:p>
+      <w:pPr>
+        <w:pStyle w:val="ListParagraph"/>
+        <w:numPr>
+          <w:ilvl w:val="0"/>
+          <w:numId w:val="1"/>
+        </w:numPr>
+        <w:spacing w:after="40" w:line="264"/>
+      </w:pPr>
+      <w:r>
+        <w:rPr>
+          <w:rFonts w:ascii="Arial" w:cs="Arial" w:eastAsia="Arial" w:hAnsi="Arial"/>
+          <w:b w:val="false"/>
+          <w:bCs w:val="false"/>
+          <w:i w:val="false"/>
+          <w:iCs w:val="false"/>
+          <w:color w:val="1A1A1A"/>
+          <w:sz w:val="21"/>
+          <w:szCs w:val="21"/>
+        </w:rPr>
+        <w:t xml:space="preserve">Erfassung von Anfragen (Leads) aus den angebundenen Kanälen, insbesondere aus den beauftragten Agenten und aus Formularen der Website des Kunden</w:t>
+      </w:r>
+    </w:p>
+    <w:p>
+      <w:pPr>
+        <w:pStyle w:val="ListParagraph"/>
+        <w:numPr>
+          <w:ilvl w:val="0"/>
+          <w:numId w:val="1"/>
+        </w:numPr>
+        <w:spacing w:after="40" w:line="264"/>
+      </w:pPr>
+      <w:r>
+        <w:rPr>
+          <w:rFonts w:ascii="Arial" w:cs="Arial" w:eastAsia="Arial" w:hAnsi="Arial"/>
+          <w:b w:val="false"/>
+          <w:bCs w:val="false"/>
+          <w:i w:val="false"/>
+          <w:iCs w:val="false"/>
+          <w:color w:val="1A1A1A"/>
+          <w:sz w:val="21"/>
+          <w:szCs w:val="21"/>
+        </w:rPr>
+        <w:t xml:space="preserve">Dokumentation von Anrufen einschließlich Gesprächsprotokoll, soweit der Voice Agent beauftragt und die Übergabe eingerichtet ist</w:t>
+      </w:r>
+    </w:p>
+    <w:p>
+      <w:pPr>
+        <w:pStyle w:val="ListParagraph"/>
+        <w:numPr>
+          <w:ilvl w:val="0"/>
+          <w:numId w:val="1"/>
+        </w:numPr>
+        <w:spacing w:after="40" w:line="264"/>
+      </w:pPr>
+      <w:r>
+        <w:rPr>
+          <w:rFonts w:ascii="Arial" w:cs="Arial" w:eastAsia="Arial" w:hAnsi="Arial"/>
+          <w:b w:val="false"/>
+          <w:bCs w:val="false"/>
+          <w:i w:val="false"/>
+          <w:iCs w:val="false"/>
+          <w:color w:val="1A1A1A"/>
+          <w:sz w:val="21"/>
+          <w:szCs w:val="21"/>
+        </w:rPr>
+        <w:t xml:space="preserve">Aufgaben mit Fälligkeit und automatischer Erinnerung</w:t>
+      </w:r>
+    </w:p>
+    <w:p>
+      <w:pPr>
+        <w:pStyle w:val="ListParagraph"/>
+        <w:numPr>
+          <w:ilvl w:val="0"/>
+          <w:numId w:val="1"/>
+        </w:numPr>
+        <w:spacing w:after="40" w:line="264"/>
+      </w:pPr>
+      <w:r>
+        <w:rPr>
+          <w:rFonts w:ascii="Arial" w:cs="Arial" w:eastAsia="Arial" w:hAnsi="Arial"/>
+          <w:b w:val="false"/>
+          <w:bCs w:val="false"/>
+          <w:i w:val="false"/>
+          <w:iCs w:val="false"/>
+          <w:color w:val="1A1A1A"/>
+          <w:sz w:val="21"/>
+          <w:szCs w:val="21"/>
+        </w:rPr>
+        <w:t xml:space="preserve">Abbildung von Verkaufschancen in konfigurierbaren Phasen (Pipelines)</w:t>
+      </w:r>
+    </w:p>
+    <w:p>
+      <w:pPr>
+        <w:pStyle w:val="ListParagraph"/>
+        <w:numPr>
+          <w:ilvl w:val="0"/>
+          <w:numId w:val="1"/>
+        </w:numPr>
+        <w:spacing w:after="40" w:line="264"/>
+      </w:pPr>
+      <w:r>
+        <w:rPr>
+          <w:rFonts w:ascii="Arial" w:cs="Arial" w:eastAsia="Arial" w:hAnsi="Arial"/>
+          <w:b w:val="false"/>
+          <w:bCs w:val="false"/>
+          <w:i w:val="false"/>
+          <w:iCs w:val="false"/>
+          <w:color w:val="1A1A1A"/>
+          <w:sz w:val="21"/>
+          <w:szCs w:val="21"/>
+        </w:rPr>
+        <w:t xml:space="preserve">Auswertungen und Berichte mit Ausgabe als Tabelle (CSV) und als PDF</w:t>
+      </w:r>
+    </w:p>
+    <w:p>
+      <w:pPr>
+        <w:pStyle w:val="ListParagraph"/>
+        <w:numPr>
+          <w:ilvl w:val="0"/>
+          <w:numId w:val="1"/>
+        </w:numPr>
+        <w:spacing w:after="40" w:line="264"/>
+      </w:pPr>
+      <w:r>
+        <w:rPr>
+          <w:rFonts w:ascii="Arial" w:cs="Arial" w:eastAsia="Arial" w:hAnsi="Arial"/>
+          <w:b w:val="false"/>
+          <w:bCs w:val="false"/>
+          <w:i w:val="false"/>
+          <w:iCs w:val="false"/>
+          <w:color w:val="1A1A1A"/>
+          <w:sz w:val="21"/>
+          <w:szCs w:val="21"/>
+        </w:rPr>
+        <w:t xml:space="preserve">Benutzerkonten mit Rollen- und Rechteverwaltung sowie Anmeldung mit zweitem Faktor</w:t>
+      </w:r>
+    </w:p>
+    <w:p>
+      <w:pPr>
+        <w:pStyle w:val="ListParagraph"/>
+        <w:numPr>
+          <w:ilvl w:val="0"/>
+          <w:numId w:val="1"/>
+        </w:numPr>
+        <w:spacing w:after="40" w:line="264"/>
+      </w:pPr>
+      <w:r>
+        <w:rPr>
+          <w:rFonts w:ascii="Arial" w:cs="Arial" w:eastAsia="Arial" w:hAnsi="Arial"/>
+          <w:b w:val="false"/>
+          <w:bCs w:val="false"/>
+          <w:i w:val="false"/>
+          <w:iCs w:val="false"/>
+          <w:color w:val="1A1A1A"/>
+          <w:sz w:val="21"/>
+          <w:szCs w:val="21"/>
+        </w:rPr>
+        <w:t xml:space="preserve">Funktionen zur Wahrnehmung von Betroffenenrechten und zur Einhaltung von Löschfristen</w:t>
       </w:r>
     </w:p>
     <w:p>
@@ -1811,7 +1548,7 @@
           <w:sz w:val="18"/>
           <w:szCs w:val="18"/>
         </w:rPr>
-        <w:t xml:space="preserve">Umfang und Verfügbarkeit der Anbindungen hängen von den Schnittstellen und Nutzungsbedingungen der jeweiligen Drittsysteme (Subunternehmer) ab und stehen insoweit unter dem Vorbehalt deren technischer und rechtlicher Verfügbarkeit. Die erforderlichen Zugänge und Berechtigungen zu kundeneigenen Systemen stellt der Kunde bereit.</w:t>
+        <w:t xml:space="preserve">Das NexAI CRM wird auf Servern in Deutschland betrieben (Anlage B, Anhang 2). Die Daten verschiedener Kunden sind technisch voneinander getrennt. Für die Richtigkeit und Aktualität der eingegebenen Daten sowie für die Vergabe der Zugriffsrechte innerhalb seines Bereichs ist der Kunde verantwortlich. Die Übernahme von Daten aus einem Vorsystem ist nur geschuldet, soweit sie im Auftragsformular ausdrücklich vereinbart ist (Ziffer 14).</w:t>
       </w:r>
     </w:p>
     <w:p>
@@ -1825,24 +1562,13 @@
           <w:rFonts w:ascii="Arial" w:cs="Arial" w:eastAsia="Arial" w:hAnsi="Arial"/>
           <w:b/>
           <w:bCs/>
-          <w:color w:val="1F3A8A"/>
-          <w:sz w:val="24"/>
-          <w:szCs w:val="24"/>
-        </w:rPr>
-        <w:t xml:space="preserve">8.  </w:t>
-      </w:r>
-      <w:r>
-        <w:rPr>
-          <w:rFonts w:ascii="Arial" w:cs="Arial" w:eastAsia="Arial" w:hAnsi="Arial"/>
-          <w:b/>
-          <w:bCs/>
           <w:i w:val="false"/>
           <w:iCs w:val="false"/>
           <w:color w:val="0B0B0F"/>
           <w:sz w:val="24"/>
           <w:szCs w:val="24"/>
         </w:rPr>
-        <w:t xml:space="preserve">Individuelle KI-Agenten</w:t>
+        <w:t xml:space="preserve">NexAI Kalender (Online-Terminbuchung)</w:t>
       </w:r>
     </w:p>
     <w:p>
@@ -1861,198 +1587,191 @@
           <w:sz w:val="21"/>
           <w:szCs w:val="21"/>
         </w:rPr>
-        <w:t xml:space="preserve">Sofern im Auftragsformular beauftragt, entwickelt und betreibt NexAI individuelle, projektspezifisch zugeschnittene Agenten. Der konkrete Leistungsumfang, die Ziele, die einzubindenden Datenquellen und Systeme sowie etwaige Abnahmekriterien werden im Auftragsformular oder in einer gesonderten Leistungsbeschreibung je Projekt festgelegt und sind als solche Bestandteil dieser Anlage A. Die vorstehenden Regelungen dieser Anlage (insbesondere zu Transparenz, Aufzeichnungen und Guardrails, Ziffern 11 bis 13) gelten für individuelle Agenten entsprechend.</w:t>
-      </w:r>
-    </w:p>
-    <w:p>
-      <w:pPr>
-        <w:pStyle w:val="Heading1"/>
-        <w:keepNext/>
-        <w:spacing w:after="100" w:before="260"/>
-      </w:pPr>
-      <w:r>
-        <w:rPr>
-          <w:rFonts w:ascii="Arial" w:cs="Arial" w:eastAsia="Arial" w:hAnsi="Arial"/>
-          <w:b/>
-          <w:bCs/>
-          <w:color w:val="1F3A8A"/>
-          <w:sz w:val="24"/>
-          <w:szCs w:val="24"/>
-        </w:rPr>
-        <w:t xml:space="preserve">9.  </w:t>
-      </w:r>
-      <w:r>
-        <w:rPr>
-          <w:rFonts w:ascii="Arial" w:cs="Arial" w:eastAsia="Arial" w:hAnsi="Arial"/>
-          <w:b/>
-          <w:bCs/>
-          <w:i w:val="false"/>
-          <w:iCs w:val="false"/>
-          <w:color w:val="0B0B0F"/>
-          <w:sz w:val="24"/>
-          <w:szCs w:val="24"/>
-        </w:rPr>
-        <w:t xml:space="preserve">Website-Erstellung (Projektleistung)</w:t>
-      </w:r>
-    </w:p>
-    <w:p>
-      <w:pPr>
-        <w:spacing w:after="120" w:line="276"/>
-        <w:jc w:val="both"/>
-      </w:pPr>
-      <w:r>
-        <w:rPr>
-          <w:rFonts w:ascii="Arial" w:cs="Arial" w:eastAsia="Arial" w:hAnsi="Arial"/>
-          <w:b w:val="false"/>
-          <w:bCs w:val="false"/>
-          <w:i w:val="false"/>
-          <w:iCs w:val="false"/>
-          <w:color w:val="1A1A1A"/>
-          <w:sz w:val="21"/>
-          <w:szCs w:val="21"/>
-        </w:rPr>
-        <w:t xml:space="preserve">Die Website-Erstellung ist eine </w:t>
-      </w:r>
-      <w:r>
-        <w:rPr>
-          <w:rFonts w:ascii="Arial" w:cs="Arial" w:eastAsia="Arial" w:hAnsi="Arial"/>
-          <w:b/>
-          <w:bCs/>
-          <w:i w:val="false"/>
-          <w:iCs w:val="false"/>
-          <w:color w:val="1A1A1A"/>
-          <w:sz w:val="21"/>
-          <w:szCs w:val="21"/>
-        </w:rPr>
-        <w:t xml:space="preserve">Projektleistung</w:t>
-      </w:r>
-      <w:r>
-        <w:rPr>
-          <w:rFonts w:ascii="Arial" w:cs="Arial" w:eastAsia="Arial" w:hAnsi="Arial"/>
-          <w:b w:val="false"/>
-          <w:bCs w:val="false"/>
-          <w:i w:val="false"/>
-          <w:iCs w:val="false"/>
-          <w:color w:val="1A1A1A"/>
-          <w:sz w:val="21"/>
-          <w:szCs w:val="21"/>
-        </w:rPr>
-        <w:t xml:space="preserve"> (Werkleistung). Der Funktionsumfang umfasst – soweit im Auftragsformular beauftragt – insbesondere:</w:t>
-      </w:r>
-    </w:p>
-    <w:p>
-      <w:pPr>
-        <w:pStyle w:val="ListParagraph"/>
-        <w:numPr>
-          <w:ilvl w:val="0"/>
-          <w:numId w:val="1"/>
-        </w:numPr>
-        <w:spacing w:after="40" w:line="264"/>
-      </w:pPr>
-      <w:r>
-        <w:rPr>
-          <w:rFonts w:ascii="Arial" w:cs="Arial" w:eastAsia="Arial" w:hAnsi="Arial"/>
-          <w:b w:val="false"/>
-          <w:bCs w:val="false"/>
-          <w:i w:val="false"/>
-          <w:iCs w:val="false"/>
-          <w:color w:val="1A1A1A"/>
-          <w:sz w:val="21"/>
-          <w:szCs w:val="21"/>
-        </w:rPr>
-        <w:t xml:space="preserve">Konzeption und Umsetzung einer modernen, responsiven und performanten Website nach den im Auftragsformular festgelegten Vorgaben (Seitenumfang, Struktur, Umfang)</w:t>
-      </w:r>
-    </w:p>
-    <w:p>
-      <w:pPr>
-        <w:pStyle w:val="ListParagraph"/>
-        <w:numPr>
-          <w:ilvl w:val="0"/>
-          <w:numId w:val="1"/>
-        </w:numPr>
-        <w:spacing w:after="40" w:line="264"/>
-      </w:pPr>
-      <w:r>
-        <w:rPr>
-          <w:rFonts w:ascii="Arial" w:cs="Arial" w:eastAsia="Arial" w:hAnsi="Arial"/>
-          <w:b w:val="false"/>
-          <w:bCs w:val="false"/>
-          <w:i w:val="false"/>
-          <w:iCs w:val="false"/>
-          <w:color w:val="1A1A1A"/>
-          <w:sz w:val="21"/>
-          <w:szCs w:val="21"/>
-        </w:rPr>
-        <w:t xml:space="preserve">Umsetzung technischer SEO-Grundlagen (u. a. saubere Seitenstruktur, Meta-Angaben, Ladezeitoptimierung, mobile Optimierung)</w:t>
-      </w:r>
-    </w:p>
-    <w:p>
-      <w:pPr>
-        <w:pStyle w:val="ListParagraph"/>
-        <w:numPr>
-          <w:ilvl w:val="0"/>
-          <w:numId w:val="1"/>
-        </w:numPr>
-        <w:spacing w:after="40" w:line="264"/>
-      </w:pPr>
-      <w:r>
-        <w:rPr>
-          <w:rFonts w:ascii="Arial" w:cs="Arial" w:eastAsia="Arial" w:hAnsi="Arial"/>
-          <w:b w:val="false"/>
-          <w:bCs w:val="false"/>
-          <w:i w:val="false"/>
-          <w:iCs w:val="false"/>
-          <w:color w:val="1A1A1A"/>
-          <w:sz w:val="21"/>
-          <w:szCs w:val="21"/>
-        </w:rPr>
-        <w:t xml:space="preserve">Erstellung von Landingpages im vereinbarten Umfang</w:t>
-      </w:r>
-    </w:p>
-    <w:p>
-      <w:pPr>
-        <w:pStyle w:val="ListParagraph"/>
-        <w:numPr>
-          <w:ilvl w:val="0"/>
-          <w:numId w:val="1"/>
-        </w:numPr>
-        <w:spacing w:after="40" w:line="264"/>
-      </w:pPr>
-      <w:r>
-        <w:rPr>
-          <w:rFonts w:ascii="Arial" w:cs="Arial" w:eastAsia="Arial" w:hAnsi="Arial"/>
-          <w:b w:val="false"/>
-          <w:bCs w:val="false"/>
-          <w:i w:val="false"/>
-          <w:iCs w:val="false"/>
-          <w:color w:val="1A1A1A"/>
-          <w:sz w:val="21"/>
-          <w:szCs w:val="21"/>
-        </w:rPr>
-        <w:t xml:space="preserve">Anbindung der beauftragten Agenten (z. B. Voice- oder Chat-Agent) an die Website</w:t>
-      </w:r>
-    </w:p>
-    <w:p>
-      <w:pPr>
-        <w:pStyle w:val="ListParagraph"/>
-        <w:numPr>
-          <w:ilvl w:val="0"/>
-          <w:numId w:val="1"/>
-        </w:numPr>
-        <w:spacing w:after="40" w:line="264"/>
-      </w:pPr>
-      <w:r>
-        <w:rPr>
-          <w:rFonts w:ascii="Arial" w:cs="Arial" w:eastAsia="Arial" w:hAnsi="Arial"/>
-          <w:b w:val="false"/>
-          <w:bCs w:val="false"/>
-          <w:i w:val="false"/>
-          <w:iCs w:val="false"/>
-          <w:color w:val="1A1A1A"/>
-          <w:sz w:val="21"/>
-          <w:szCs w:val="21"/>
-        </w:rPr>
-        <w:t xml:space="preserve">Übergabe/Bereitstellung der fertiggestellten Website nach Maßgabe des Auftragsformulars</w:t>
+        <w:t xml:space="preserve">Der NexAI Kalender ist eine von NexAI bereitgestellte und betriebene Softwareanwendung. Endnutzer buchen darüber selbst Termine beim Kunden; der Kunde verwaltet darin seine Termine. Der Funktionsumfang umfasst – soweit im Auftragsformular beauftragt – insbesondere:</w:t>
+      </w:r>
+    </w:p>
+    <w:p>
+      <w:pPr>
+        <w:pStyle w:val="ListParagraph"/>
+        <w:numPr>
+          <w:ilvl w:val="0"/>
+          <w:numId w:val="1"/>
+        </w:numPr>
+        <w:spacing w:after="40" w:line="264"/>
+      </w:pPr>
+      <w:r>
+        <w:rPr>
+          <w:rFonts w:ascii="Arial" w:cs="Arial" w:eastAsia="Arial" w:hAnsi="Arial"/>
+          <w:b w:val="false"/>
+          <w:bCs w:val="false"/>
+          <w:i w:val="false"/>
+          <w:iCs w:val="false"/>
+          <w:color w:val="1A1A1A"/>
+          <w:sz w:val="21"/>
+          <w:szCs w:val="21"/>
+        </w:rPr>
+        <w:t xml:space="preserve">Öffentliche Buchungsseite mit Auswahl von Leistung, Datum und Uhrzeit, erreichbar über einen Link oder eingebettet in die Website des Kunden</w:t>
+      </w:r>
+    </w:p>
+    <w:p>
+      <w:pPr>
+        <w:pStyle w:val="ListParagraph"/>
+        <w:numPr>
+          <w:ilvl w:val="0"/>
+          <w:numId w:val="1"/>
+        </w:numPr>
+        <w:spacing w:after="40" w:line="264"/>
+      </w:pPr>
+      <w:r>
+        <w:rPr>
+          <w:rFonts w:ascii="Arial" w:cs="Arial" w:eastAsia="Arial" w:hAnsi="Arial"/>
+          <w:b w:val="false"/>
+          <w:bCs w:val="false"/>
+          <w:i w:val="false"/>
+          <w:iCs w:val="false"/>
+          <w:color w:val="1A1A1A"/>
+          <w:sz w:val="21"/>
+          <w:szCs w:val="21"/>
+        </w:rPr>
+        <w:t xml:space="preserve">Belegung des gewählten Termins bereits während des Ausfüllens (Reservierung) sowie technische Absicherung gegen Doppelbuchungen</w:t>
+      </w:r>
+    </w:p>
+    <w:p>
+      <w:pPr>
+        <w:pStyle w:val="ListParagraph"/>
+        <w:numPr>
+          <w:ilvl w:val="0"/>
+          <w:numId w:val="1"/>
+        </w:numPr>
+        <w:spacing w:after="40" w:line="264"/>
+      </w:pPr>
+      <w:r>
+        <w:rPr>
+          <w:rFonts w:ascii="Arial" w:cs="Arial" w:eastAsia="Arial" w:hAnsi="Arial"/>
+          <w:b w:val="false"/>
+          <w:bCs w:val="false"/>
+          <w:i w:val="false"/>
+          <w:iCs w:val="false"/>
+          <w:color w:val="1A1A1A"/>
+          <w:sz w:val="21"/>
+          <w:szCs w:val="21"/>
+        </w:rPr>
+        <w:t xml:space="preserve">Versand von Bestätigungen und Erinnerungen per E-Mail und/oder SMS nach Maßgabe des Auftragsformulars</w:t>
+      </w:r>
+    </w:p>
+    <w:p>
+      <w:pPr>
+        <w:pStyle w:val="ListParagraph"/>
+        <w:numPr>
+          <w:ilvl w:val="0"/>
+          <w:numId w:val="1"/>
+        </w:numPr>
+        <w:spacing w:after="40" w:line="264"/>
+      </w:pPr>
+      <w:r>
+        <w:rPr>
+          <w:rFonts w:ascii="Arial" w:cs="Arial" w:eastAsia="Arial" w:hAnsi="Arial"/>
+          <w:b w:val="false"/>
+          <w:bCs w:val="false"/>
+          <w:i w:val="false"/>
+          <w:iCs w:val="false"/>
+          <w:color w:val="1A1A1A"/>
+          <w:sz w:val="21"/>
+          <w:szCs w:val="21"/>
+        </w:rPr>
+        <w:t xml:space="preserve">Verwaltung der Termine in Tages-, Wochen-, Monats- und Listenansicht einschließlich Verschieben, Absagen und Sperrzeiten</w:t>
+      </w:r>
+    </w:p>
+    <w:p>
+      <w:pPr>
+        <w:pStyle w:val="ListParagraph"/>
+        <w:numPr>
+          <w:ilvl w:val="0"/>
+          <w:numId w:val="1"/>
+        </w:numPr>
+        <w:spacing w:after="40" w:line="264"/>
+      </w:pPr>
+      <w:r>
+        <w:rPr>
+          <w:rFonts w:ascii="Arial" w:cs="Arial" w:eastAsia="Arial" w:hAnsi="Arial"/>
+          <w:b w:val="false"/>
+          <w:bCs w:val="false"/>
+          <w:i w:val="false"/>
+          <w:iCs w:val="false"/>
+          <w:color w:val="1A1A1A"/>
+          <w:sz w:val="21"/>
+          <w:szCs w:val="21"/>
+        </w:rPr>
+        <w:t xml:space="preserve">Verwaltung von Leistungen, Öffnungszeiten, Pausen, Urlaub und Feiertagen</w:t>
+      </w:r>
+    </w:p>
+    <w:p>
+      <w:pPr>
+        <w:pStyle w:val="ListParagraph"/>
+        <w:numPr>
+          <w:ilvl w:val="0"/>
+          <w:numId w:val="1"/>
+        </w:numPr>
+        <w:spacing w:after="40" w:line="264"/>
+      </w:pPr>
+      <w:r>
+        <w:rPr>
+          <w:rFonts w:ascii="Arial" w:cs="Arial" w:eastAsia="Arial" w:hAnsi="Arial"/>
+          <w:b w:val="false"/>
+          <w:bCs w:val="false"/>
+          <w:i w:val="false"/>
+          <w:iCs w:val="false"/>
+          <w:color w:val="1A1A1A"/>
+          <w:sz w:val="21"/>
+          <w:szCs w:val="21"/>
+        </w:rPr>
+        <w:t xml:space="preserve">Kundenkartei mit Terminverlauf und Notizen</w:t>
+      </w:r>
+    </w:p>
+    <w:p>
+      <w:pPr>
+        <w:pStyle w:val="ListParagraph"/>
+        <w:numPr>
+          <w:ilvl w:val="0"/>
+          <w:numId w:val="1"/>
+        </w:numPr>
+        <w:spacing w:after="40" w:line="264"/>
+      </w:pPr>
+      <w:r>
+        <w:rPr>
+          <w:rFonts w:ascii="Arial" w:cs="Arial" w:eastAsia="Arial" w:hAnsi="Arial"/>
+          <w:b w:val="false"/>
+          <w:bCs w:val="false"/>
+          <w:i w:val="false"/>
+          <w:iCs w:val="false"/>
+          <w:color w:val="1A1A1A"/>
+          <w:sz w:val="21"/>
+          <w:szCs w:val="21"/>
+        </w:rPr>
+        <w:t xml:space="preserve">Bereitstellung als installierbare Anwendung auf Mobilgerät und Rechner einschließlich Push-Benachrichtigungen</w:t>
+      </w:r>
+    </w:p>
+    <w:p>
+      <w:pPr>
+        <w:pStyle w:val="ListParagraph"/>
+        <w:numPr>
+          <w:ilvl w:val="0"/>
+          <w:numId w:val="1"/>
+        </w:numPr>
+        <w:spacing w:after="40" w:line="264"/>
+      </w:pPr>
+      <w:r>
+        <w:rPr>
+          <w:rFonts w:ascii="Arial" w:cs="Arial" w:eastAsia="Arial" w:hAnsi="Arial"/>
+          <w:b w:val="false"/>
+          <w:bCs w:val="false"/>
+          <w:i w:val="false"/>
+          <w:iCs w:val="false"/>
+          <w:color w:val="1A1A1A"/>
+          <w:sz w:val="21"/>
+          <w:szCs w:val="21"/>
+        </w:rPr>
+        <w:t xml:space="preserve">Abonnement der Termine in einem Kalender des Kunden (einseitige Übernahme)</w:t>
       </w:r>
     </w:p>
     <w:p>
@@ -2070,7 +1789,7 @@
           <w:sz w:val="18"/>
           <w:szCs w:val="18"/>
         </w:rPr>
-        <w:t xml:space="preserve">Die Abnahme erfolgt nach Anlage D (Abnahmeprotokoll). Inhalte (Texte, Bilder, Logos), die Rechte an Dritt-Inhalten sowie erforderliche Zugänge stellt der Kunde bereit, soweit nicht ausdrücklich anders vereinbart. Laufende SEO-Betreuung, redaktionelle Pflege und das Hosting fremder Systeme sind nicht geschuldet (Ziffer 14).</w:t>
+        <w:t xml:space="preserve">Der Versand von SMS erfolgt über einen Unterauftragsverarbeiter (Anlage B, Anhang 2) und wird, soweit im Auftragsformular vereinbart, mengenabhängig vergütet. Die Anzeige der Rufnummer des Kunden als Absender setzt deren Verifizierung beim Versanddienstleister voraus; diese Mitwirkung obliegt dem Kunden. Für die Richtigkeit der hinterlegten Leistungen, Preise und Öffnungszeiten ist der Kunde verantwortlich.</w:t>
       </w:r>
     </w:p>
     <w:p>
@@ -2092,6 +1811,209 @@
           <w:rFonts w:ascii="Arial" w:cs="Arial" w:eastAsia="Arial" w:hAnsi="Arial"/>
           <w:b/>
           <w:bCs/>
+          <w:i w:val="false"/>
+          <w:iCs w:val="false"/>
+          <w:color w:val="0B0B0F"/>
+          <w:sz w:val="24"/>
+          <w:szCs w:val="24"/>
+        </w:rPr>
+        <w:t xml:space="preserve">NexAI App (individuelle Anwendung)</w:t>
+      </w:r>
+    </w:p>
+    <w:p>
+      <w:pPr>
+        <w:spacing w:after="120" w:line="276"/>
+        <w:jc w:val="both"/>
+      </w:pPr>
+      <w:r>
+        <w:rPr>
+          <w:rFonts w:ascii="Arial" w:cs="Arial" w:eastAsia="Arial" w:hAnsi="Arial"/>
+          <w:b w:val="false"/>
+          <w:bCs w:val="false"/>
+          <w:i w:val="false"/>
+          <w:iCs w:val="false"/>
+          <w:color w:val="1A1A1A"/>
+          <w:sz w:val="21"/>
+          <w:szCs w:val="21"/>
+        </w:rPr>
+        <w:t xml:space="preserve">Sofern im Auftragsformular beauftragt, entwickelt und betreibt NexAI eine individuelle Anwendung, die im Namen und im Erscheinungsbild des Kunden auftritt und von Endnutzern auf Mobilgerät und Rechner installiert werden kann. Der Funktionsumfang wird je Projekt festgelegt und umfasst – soweit vereinbart – insbesondere:</w:t>
+      </w:r>
+    </w:p>
+    <w:p>
+      <w:pPr>
+        <w:pStyle w:val="ListParagraph"/>
+        <w:numPr>
+          <w:ilvl w:val="0"/>
+          <w:numId w:val="1"/>
+        </w:numPr>
+        <w:spacing w:after="40" w:line="264"/>
+      </w:pPr>
+      <w:r>
+        <w:rPr>
+          <w:rFonts w:ascii="Arial" w:cs="Arial" w:eastAsia="Arial" w:hAnsi="Arial"/>
+          <w:b w:val="false"/>
+          <w:bCs w:val="false"/>
+          <w:i w:val="false"/>
+          <w:iCs w:val="false"/>
+          <w:color w:val="1A1A1A"/>
+          <w:sz w:val="21"/>
+          <w:szCs w:val="21"/>
+        </w:rPr>
+        <w:t xml:space="preserve">Kundenportal (z. B. Aufträge, Rechnungen, Dokumente, Statusanzeige)</w:t>
+      </w:r>
+    </w:p>
+    <w:p>
+      <w:pPr>
+        <w:pStyle w:val="ListParagraph"/>
+        <w:numPr>
+          <w:ilvl w:val="0"/>
+          <w:numId w:val="1"/>
+        </w:numPr>
+        <w:spacing w:after="40" w:line="264"/>
+      </w:pPr>
+      <w:r>
+        <w:rPr>
+          <w:rFonts w:ascii="Arial" w:cs="Arial" w:eastAsia="Arial" w:hAnsi="Arial"/>
+          <w:b w:val="false"/>
+          <w:bCs w:val="false"/>
+          <w:i w:val="false"/>
+          <w:iCs w:val="false"/>
+          <w:color w:val="1A1A1A"/>
+          <w:sz w:val="21"/>
+          <w:szCs w:val="21"/>
+        </w:rPr>
+        <w:t xml:space="preserve">Anwendung für Beschäftigte des Kunden (z. B. Aufgaben, interne Nachrichten, Belegerfassung)</w:t>
+      </w:r>
+    </w:p>
+    <w:p>
+      <w:pPr>
+        <w:pStyle w:val="ListParagraph"/>
+        <w:numPr>
+          <w:ilvl w:val="0"/>
+          <w:numId w:val="1"/>
+        </w:numPr>
+        <w:spacing w:after="40" w:line="264"/>
+      </w:pPr>
+      <w:r>
+        <w:rPr>
+          <w:rFonts w:ascii="Arial" w:cs="Arial" w:eastAsia="Arial" w:hAnsi="Arial"/>
+          <w:b w:val="false"/>
+          <w:bCs w:val="false"/>
+          <w:i w:val="false"/>
+          <w:iCs w:val="false"/>
+          <w:color w:val="1A1A1A"/>
+          <w:sz w:val="21"/>
+          <w:szCs w:val="21"/>
+        </w:rPr>
+        <w:t xml:space="preserve">Buchungs- und Terminfunktionen</w:t>
+      </w:r>
+    </w:p>
+    <w:p>
+      <w:pPr>
+        <w:pStyle w:val="ListParagraph"/>
+        <w:numPr>
+          <w:ilvl w:val="0"/>
+          <w:numId w:val="1"/>
+        </w:numPr>
+        <w:spacing w:after="40" w:line="264"/>
+      </w:pPr>
+      <w:r>
+        <w:rPr>
+          <w:rFonts w:ascii="Arial" w:cs="Arial" w:eastAsia="Arial" w:hAnsi="Arial"/>
+          <w:b w:val="false"/>
+          <w:bCs w:val="false"/>
+          <w:i w:val="false"/>
+          <w:iCs w:val="false"/>
+          <w:color w:val="1A1A1A"/>
+          <w:sz w:val="21"/>
+          <w:szCs w:val="21"/>
+        </w:rPr>
+        <w:t xml:space="preserve">Push-Benachrichtigungen</w:t>
+      </w:r>
+    </w:p>
+    <w:p>
+      <w:pPr>
+        <w:pStyle w:val="ListParagraph"/>
+        <w:numPr>
+          <w:ilvl w:val="0"/>
+          <w:numId w:val="1"/>
+        </w:numPr>
+        <w:spacing w:after="40" w:line="264"/>
+      </w:pPr>
+      <w:r>
+        <w:rPr>
+          <w:rFonts w:ascii="Arial" w:cs="Arial" w:eastAsia="Arial" w:hAnsi="Arial"/>
+          <w:b w:val="false"/>
+          <w:bCs w:val="false"/>
+          <w:i w:val="false"/>
+          <w:iCs w:val="false"/>
+          <w:color w:val="1A1A1A"/>
+          <w:sz w:val="21"/>
+          <w:szCs w:val="21"/>
+        </w:rPr>
+        <w:t xml:space="preserve">Anbindung an die beauftragten Agenten und Anwendungen sowie an Systeme des Kunden über verfügbare Schnittstellen</w:t>
+      </w:r>
+    </w:p>
+    <w:p>
+      <w:pPr>
+        <w:pStyle w:val="ListParagraph"/>
+        <w:numPr>
+          <w:ilvl w:val="0"/>
+          <w:numId w:val="1"/>
+        </w:numPr>
+        <w:spacing w:after="40" w:line="264"/>
+      </w:pPr>
+      <w:r>
+        <w:rPr>
+          <w:rFonts w:ascii="Arial" w:cs="Arial" w:eastAsia="Arial" w:hAnsi="Arial"/>
+          <w:b w:val="false"/>
+          <w:bCs w:val="false"/>
+          <w:i w:val="false"/>
+          <w:iCs w:val="false"/>
+          <w:color w:val="1A1A1A"/>
+          <w:sz w:val="21"/>
+          <w:szCs w:val="21"/>
+        </w:rPr>
+        <w:t xml:space="preserve">Gestaltung im Erscheinungsbild des Kunden (Name, Logo, Farben)</w:t>
+      </w:r>
+    </w:p>
+    <w:p>
+      <w:pPr>
+        <w:spacing w:after="140" w:before="80"/>
+      </w:pPr>
+      <w:r>
+        <w:rPr>
+          <w:rFonts w:ascii="Arial" w:cs="Arial" w:eastAsia="Arial" w:hAnsi="Arial"/>
+          <w:b w:val="false"/>
+          <w:bCs w:val="false"/>
+          <w:i/>
+          <w:iCs/>
+          <w:color w:val="6B7280"/>
+          <w:sz w:val="18"/>
+          <w:szCs w:val="18"/>
+        </w:rPr>
+        <w:t xml:space="preserve">Die Anwendung wird als installierbare Web-Anwendung bereitgestellt; eine Veröffentlichung in den App-Stores von Apple oder Google ist nicht geschuldet (Ziffer 14). Der konkrete Leistungsumfang, die einzubindenden Systeme sowie etwaige Abnahmekriterien werden im Auftragsformular oder in einer gesonderten Leistungsbeschreibung je Projekt festgelegt und sind als solche Bestandteil dieser Anlage A. Enthält die Anwendung KI-gestützte Funktionen, gelten die Ziffern 11 bis 13 entsprechend.</w:t>
+      </w:r>
+    </w:p>
+    <w:p>
+      <w:pPr>
+        <w:pageBreakBefore/>
+      </w:pPr>
+      <w:r>
+        <w:t xml:space="preserve"/>
+      </w:r>
+    </w:p>
+    <w:p>
+      <w:pPr>
+        <w:pStyle w:val="Heading1"/>
+        <w:keepNext/>
+        <w:spacing w:after="100" w:before="260"/>
+      </w:pPr>
+      <w:r>
+        <w:rPr>
+          <w:rFonts w:ascii="Arial" w:cs="Arial" w:eastAsia="Arial" w:hAnsi="Arial"/>
+          <w:b/>
+          <w:bCs/>
           <w:color w:val="1F3A8A"/>
           <w:sz w:val="24"/>
           <w:szCs w:val="24"/>
@@ -2128,7 +2050,7 @@
           <w:sz w:val="21"/>
           <w:szCs w:val="21"/>
         </w:rPr>
-        <w:t xml:space="preserve">Die Ersteinrichtung der Agenten ist eine </w:t>
+        <w:t xml:space="preserve">Die Ersteinrichtung der Agenten und Anwendungen ist eine </w:t>
       </w:r>
       <w:r>
         <w:rPr>
@@ -2178,6 +2100,29 @@
           <w:szCs w:val="21"/>
         </w:rPr>
         <w:t xml:space="preserve">Grundkonfiguration der beauftragten Agenten (Persona, Sprache(n), Dialoglogik, Rahmenparameter)</w:t>
+      </w:r>
+    </w:p>
+    <w:p>
+      <w:pPr>
+        <w:pStyle w:val="ListParagraph"/>
+        <w:numPr>
+          <w:ilvl w:val="0"/>
+          <w:numId w:val="1"/>
+        </w:numPr>
+        <w:spacing w:after="40" w:line="264"/>
+      </w:pPr>
+      <w:r>
+        <w:rPr>
+          <w:rFonts w:ascii="Arial" w:cs="Arial" w:eastAsia="Arial" w:hAnsi="Arial"/>
+          <w:b w:val="false"/>
+          <w:bCs w:val="false"/>
+          <w:i w:val="false"/>
+          <w:iCs w:val="false"/>
+          <w:color w:val="1A1A1A"/>
+          <w:sz w:val="21"/>
+          <w:szCs w:val="21"/>
+        </w:rPr>
+        <w:t xml:space="preserve">Einrichtung der beauftragten Anwendungen (Mandant, Stammdaten, Benutzerkonten, Rollen und Rechte)</w:t>
       </w:r>
     </w:p>
     <w:p>
@@ -3350,6 +3295,98 @@
           <w:sz w:val="21"/>
           <w:szCs w:val="21"/>
         </w:rPr>
+        <w:t xml:space="preserve">Erstellung von Websites, Landingpages und Online-Shops sowie deren Gestaltung und Pflege</w:t>
+      </w:r>
+    </w:p>
+    <w:p>
+      <w:pPr>
+        <w:pStyle w:val="ListParagraph"/>
+        <w:numPr>
+          <w:ilvl w:val="0"/>
+          <w:numId w:val="1"/>
+        </w:numPr>
+        <w:spacing w:after="40" w:line="264"/>
+      </w:pPr>
+      <w:r>
+        <w:rPr>
+          <w:rFonts w:ascii="Arial" w:cs="Arial" w:eastAsia="Arial" w:hAnsi="Arial"/>
+          <w:b w:val="false"/>
+          <w:bCs w:val="false"/>
+          <w:i w:val="false"/>
+          <w:iCs w:val="false"/>
+          <w:color w:val="1A1A1A"/>
+          <w:sz w:val="21"/>
+          <w:szCs w:val="21"/>
+        </w:rPr>
+        <w:t xml:space="preserve">Suchmaschinen-Optimierung (SEO) und redaktionelle Content-Erstellung</w:t>
+      </w:r>
+    </w:p>
+    <w:p>
+      <w:pPr>
+        <w:pStyle w:val="ListParagraph"/>
+        <w:numPr>
+          <w:ilvl w:val="0"/>
+          <w:numId w:val="1"/>
+        </w:numPr>
+        <w:spacing w:after="40" w:line="264"/>
+      </w:pPr>
+      <w:r>
+        <w:rPr>
+          <w:rFonts w:ascii="Arial" w:cs="Arial" w:eastAsia="Arial" w:hAnsi="Arial"/>
+          <w:b w:val="false"/>
+          <w:bCs w:val="false"/>
+          <w:i w:val="false"/>
+          <w:iCs w:val="false"/>
+          <w:color w:val="1A1A1A"/>
+          <w:sz w:val="21"/>
+          <w:szCs w:val="21"/>
+        </w:rPr>
+        <w:t xml:space="preserve">Betreuung von Social-Media-Kanälen sowie Erstellung und Veröffentlichung von Beiträgen</w:t>
+      </w:r>
+    </w:p>
+    <w:p>
+      <w:pPr>
+        <w:pStyle w:val="ListParagraph"/>
+        <w:numPr>
+          <w:ilvl w:val="0"/>
+          <w:numId w:val="1"/>
+        </w:numPr>
+        <w:spacing w:after="40" w:line="264"/>
+      </w:pPr>
+      <w:r>
+        <w:rPr>
+          <w:rFonts w:ascii="Arial" w:cs="Arial" w:eastAsia="Arial" w:hAnsi="Arial"/>
+          <w:b w:val="false"/>
+          <w:bCs w:val="false"/>
+          <w:i w:val="false"/>
+          <w:iCs w:val="false"/>
+          <w:color w:val="1A1A1A"/>
+          <w:sz w:val="21"/>
+          <w:szCs w:val="21"/>
+        </w:rPr>
+        <w:t xml:space="preserve">Recherche und Ansprache potenzieller Kunden des Kunden (Akquise, Lead-Recherche)</w:t>
+      </w:r>
+    </w:p>
+    <w:p>
+      <w:pPr>
+        <w:pStyle w:val="ListParagraph"/>
+        <w:numPr>
+          <w:ilvl w:val="0"/>
+          <w:numId w:val="1"/>
+        </w:numPr>
+        <w:spacing w:after="40" w:line="264"/>
+      </w:pPr>
+      <w:r>
+        <w:rPr>
+          <w:rFonts w:ascii="Arial" w:cs="Arial" w:eastAsia="Arial" w:hAnsi="Arial"/>
+          <w:b w:val="false"/>
+          <w:bCs w:val="false"/>
+          <w:i w:val="false"/>
+          <w:iCs w:val="false"/>
+          <w:color w:val="1A1A1A"/>
+          <w:sz w:val="21"/>
+          <w:szCs w:val="21"/>
+        </w:rPr>
         <w:t xml:space="preserve">Planung, Schaltung und Betreuung bezahlter Werbekampagnen (z. B. Google Ads, Social Ads) sowie das damit verbundene Mediabudget</w:t>
       </w:r>
     </w:p>
@@ -3373,52 +3410,6 @@
           <w:sz w:val="21"/>
           <w:szCs w:val="21"/>
         </w:rPr>
-        <w:t xml:space="preserve">Laufende SEO-Betreuung und Suchmaschinen-Optimierung über die technischen SEO-Grundlagen der Website-Erstellung (Ziffer 9) hinaus</w:t>
-      </w:r>
-    </w:p>
-    <w:p>
-      <w:pPr>
-        <w:pStyle w:val="ListParagraph"/>
-        <w:numPr>
-          <w:ilvl w:val="0"/>
-          <w:numId w:val="1"/>
-        </w:numPr>
-        <w:spacing w:after="40" w:line="264"/>
-      </w:pPr>
-      <w:r>
-        <w:rPr>
-          <w:rFonts w:ascii="Arial" w:cs="Arial" w:eastAsia="Arial" w:hAnsi="Arial"/>
-          <w:b w:val="false"/>
-          <w:bCs w:val="false"/>
-          <w:i w:val="false"/>
-          <w:iCs w:val="false"/>
-          <w:color w:val="1A1A1A"/>
-          <w:sz w:val="21"/>
-          <w:szCs w:val="21"/>
-        </w:rPr>
-        <w:t xml:space="preserve">Redaktionelle Content-Erstellung und Social-Media-Redaktion (Redaktionsplan, Texterstellung, Bildredaktion) über die in Ziffer 5 beschriebene Vorbereitung hinaus</w:t>
-      </w:r>
-    </w:p>
-    <w:p>
-      <w:pPr>
-        <w:pStyle w:val="ListParagraph"/>
-        <w:numPr>
-          <w:ilvl w:val="0"/>
-          <w:numId w:val="1"/>
-        </w:numPr>
-        <w:spacing w:after="40" w:line="264"/>
-      </w:pPr>
-      <w:r>
-        <w:rPr>
-          <w:rFonts w:ascii="Arial" w:cs="Arial" w:eastAsia="Arial" w:hAnsi="Arial"/>
-          <w:b w:val="false"/>
-          <w:bCs w:val="false"/>
-          <w:i w:val="false"/>
-          <w:iCs w:val="false"/>
-          <w:color w:val="1A1A1A"/>
-          <w:sz w:val="21"/>
-          <w:szCs w:val="21"/>
-        </w:rPr>
         <w:t xml:space="preserve">Grafik-, Logo- und Corporate-Design-Leistungen</w:t>
       </w:r>
     </w:p>
@@ -3489,6 +3480,52 @@
           <w:szCs w:val="21"/>
         </w:rPr>
         <w:t xml:space="preserve">Beschaffung von Lizenzen, Guthaben oder Zugängen zu Drittdiensten, soweit nicht im Beitrag enthalten oder ausdrücklich vereinbart</w:t>
+      </w:r>
+    </w:p>
+    <w:p>
+      <w:pPr>
+        <w:pStyle w:val="ListParagraph"/>
+        <w:numPr>
+          <w:ilvl w:val="0"/>
+          <w:numId w:val="1"/>
+        </w:numPr>
+        <w:spacing w:after="40" w:line="264"/>
+      </w:pPr>
+      <w:r>
+        <w:rPr>
+          <w:rFonts w:ascii="Arial" w:cs="Arial" w:eastAsia="Arial" w:hAnsi="Arial"/>
+          <w:b w:val="false"/>
+          <w:bCs w:val="false"/>
+          <w:i w:val="false"/>
+          <w:iCs w:val="false"/>
+          <w:color w:val="1A1A1A"/>
+          <w:sz w:val="21"/>
+          <w:szCs w:val="21"/>
+        </w:rPr>
+        <w:t xml:space="preserve">Übernahme von Daten aus Vorsystemen (Datenmigration), soweit nicht ausdrücklich im Auftragsformular vereinbart</w:t>
+      </w:r>
+    </w:p>
+    <w:p>
+      <w:pPr>
+        <w:pStyle w:val="ListParagraph"/>
+        <w:numPr>
+          <w:ilvl w:val="0"/>
+          <w:numId w:val="1"/>
+        </w:numPr>
+        <w:spacing w:after="40" w:line="264"/>
+      </w:pPr>
+      <w:r>
+        <w:rPr>
+          <w:rFonts w:ascii="Arial" w:cs="Arial" w:eastAsia="Arial" w:hAnsi="Arial"/>
+          <w:b w:val="false"/>
+          <w:bCs w:val="false"/>
+          <w:i w:val="false"/>
+          <w:iCs w:val="false"/>
+          <w:color w:val="1A1A1A"/>
+          <w:sz w:val="21"/>
+          <w:szCs w:val="21"/>
+        </w:rPr>
+        <w:t xml:space="preserve">Veröffentlichung von Anwendungen in den App-Stores von Apple oder Google</w:t>
       </w:r>
     </w:p>
     <w:p>

--- a/vertrag/03_AnlageA_Leistungsbeschreibung.docx
+++ b/vertrag/03_AnlageA_Leistungsbeschreibung.docx
@@ -62,7 +62,7 @@
           <w:sz w:val="18"/>
           <w:szCs w:val="18"/>
         </w:rPr>
-        <w:t xml:space="preserve">Stand: Juli 2026</w:t>
+        <w:t xml:space="preserve">Stand: September 2026</w:t>
       </w:r>
     </w:p>
     <w:p>
